--- a/기업/인사·노무/근로계약서 (기간제).docx
+++ b/기업/인사·노무/근로계약서 (기간제).docx
@@ -4,7 +4,7 @@
   <w:body>
     <w:p>
       <w:pPr>
-        <w:spacing w:after="61" w:before="0" w:line="312" w:lineRule="auto"/>
+        <w:spacing w:after="64" w:before="0" w:line="312" w:lineRule="auto"/>
         <w:jc w:val="center"/>
       </w:pPr>
       <w:r>
@@ -19,7 +19,7 @@
     </w:p>
     <w:p>
       <w:pPr>
-        <w:spacing w:after="152" w:before="0" w:line="312" w:lineRule="auto"/>
+        <w:spacing w:after="160" w:before="0" w:line="312" w:lineRule="auto"/>
         <w:jc w:val="left"/>
         <w:pBdr>
           <w:bottom w:val="single" w:sz="14" w:space="2" w:color="24384F"/>
@@ -35,7 +35,7 @@
     </w:p>
     <w:p>
       <w:pPr>
-        <w:spacing w:after="122" w:before="0" w:line="312" w:lineRule="auto"/>
+        <w:spacing w:after="128" w:before="0" w:line="312" w:lineRule="auto"/>
         <w:jc w:val="center"/>
       </w:pPr>
       <w:r>
@@ -49,7 +49,7 @@
     </w:p>
     <w:p>
       <w:pPr>
-        <w:spacing w:after="61" w:before="122" w:line="312" w:lineRule="auto"/>
+        <w:spacing w:after="64" w:before="128" w:line="312" w:lineRule="auto"/>
         <w:jc w:val="left"/>
         <w:pBdr>
           <w:bottom w:val="single" w:sz="6" w:space="2" w:color="C9D2DD"/>
@@ -90,7 +90,7 @@
       </w:tblGrid>
       <w:tr>
         <w:trPr>
-          <w:trHeight w:val="690" w:hRule="atLeast"/>
+          <w:trHeight w:val="725" w:hRule="atLeast"/>
         </w:trPr>
         <w:tc>
           <w:tcPr>
@@ -205,7 +205,7 @@
       </w:tr>
       <w:tr>
         <w:trPr>
-          <w:trHeight w:val="690" w:hRule="atLeast"/>
+          <w:trHeight w:val="725" w:hRule="atLeast"/>
         </w:trPr>
         <w:tc>
           <w:tcPr>
@@ -266,7 +266,7 @@
       </w:tr>
       <w:tr>
         <w:trPr>
-          <w:trHeight w:val="690" w:hRule="atLeast"/>
+          <w:trHeight w:val="725" w:hRule="atLeast"/>
         </w:trPr>
         <w:tc>
           <w:tcPr>
@@ -381,7 +381,7 @@
       </w:tr>
       <w:tr>
         <w:trPr>
-          <w:trHeight w:val="690" w:hRule="atLeast"/>
+          <w:trHeight w:val="725" w:hRule="atLeast"/>
         </w:trPr>
         <w:tc>
           <w:tcPr>
@@ -442,7 +442,7 @@
       </w:tr>
       <w:tr>
         <w:trPr>
-          <w:trHeight w:val="690" w:hRule="atLeast"/>
+          <w:trHeight w:val="725" w:hRule="atLeast"/>
         </w:trPr>
         <w:tc>
           <w:tcPr>
@@ -558,7 +558,7 @@
     </w:tbl>
     <w:p>
       <w:pPr>
-        <w:spacing w:after="61" w:before="0" w:line="312" w:lineRule="auto"/>
+        <w:spacing w:after="64" w:before="0" w:line="312" w:lineRule="auto"/>
         <w:jc w:val="left"/>
       </w:pPr>
       <w:r>
@@ -571,7 +571,7 @@
     </w:p>
     <w:p>
       <w:pPr>
-        <w:spacing w:after="61" w:before="122" w:line="312" w:lineRule="auto"/>
+        <w:spacing w:after="64" w:before="128" w:line="312" w:lineRule="auto"/>
         <w:jc w:val="left"/>
         <w:pBdr>
           <w:bottom w:val="single" w:sz="6" w:space="2" w:color="C9D2DD"/>
@@ -612,7 +612,7 @@
       </w:tblGrid>
       <w:tr>
         <w:trPr>
-          <w:trHeight w:val="690" w:hRule="atLeast"/>
+          <w:trHeight w:val="725" w:hRule="atLeast"/>
         </w:trPr>
         <w:tc>
           <w:tcPr>
@@ -674,7 +674,7 @@
       </w:tr>
       <w:tr>
         <w:trPr>
-          <w:trHeight w:val="690" w:hRule="atLeast"/>
+          <w:trHeight w:val="725" w:hRule="atLeast"/>
         </w:trPr>
         <w:tc>
           <w:tcPr>
@@ -789,7 +789,7 @@
       </w:tr>
       <w:tr>
         <w:trPr>
-          <w:trHeight w:val="690" w:hRule="atLeast"/>
+          <w:trHeight w:val="725" w:hRule="atLeast"/>
         </w:trPr>
         <w:tc>
           <w:tcPr>
@@ -851,7 +851,7 @@
       </w:tr>
       <w:tr>
         <w:trPr>
-          <w:trHeight w:val="690" w:hRule="atLeast"/>
+          <w:trHeight w:val="725" w:hRule="atLeast"/>
         </w:trPr>
         <w:tc>
           <w:tcPr>
@@ -968,7 +968,7 @@
       </w:tr>
       <w:tr>
         <w:trPr>
-          <w:trHeight w:val="690" w:hRule="atLeast"/>
+          <w:trHeight w:val="725" w:hRule="atLeast"/>
         </w:trPr>
         <w:tc>
           <w:tcPr>
@@ -1086,7 +1086,7 @@
     </w:tbl>
     <w:p>
       <w:pPr>
-        <w:spacing w:after="61" w:before="0" w:line="312" w:lineRule="auto"/>
+        <w:spacing w:after="64" w:before="0" w:line="312" w:lineRule="auto"/>
         <w:jc w:val="left"/>
       </w:pPr>
       <w:r>
@@ -1099,7 +1099,7 @@
     </w:p>
     <w:p>
       <w:pPr>
-        <w:spacing w:after="61" w:before="122" w:line="312" w:lineRule="auto"/>
+        <w:spacing w:after="64" w:before="128" w:line="312" w:lineRule="auto"/>
         <w:jc w:val="left"/>
         <w:pBdr>
           <w:bottom w:val="single" w:sz="6" w:space="2" w:color="C9D2DD"/>
@@ -1143,7 +1143,7 @@
       </w:tblGrid>
       <w:tr>
         <w:trPr>
-          <w:trHeight w:val="690" w:hRule="atLeast"/>
+          <w:trHeight w:val="725" w:hRule="atLeast"/>
         </w:trPr>
         <w:tc>
           <w:tcPr>
@@ -1351,7 +1351,7 @@
       </w:tr>
       <w:tr>
         <w:trPr>
-          <w:trHeight w:val="690" w:hRule="atLeast"/>
+          <w:trHeight w:val="725" w:hRule="atLeast"/>
         </w:trPr>
         <w:tc>
           <w:tcPr>
@@ -1367,7 +1367,7 @@
           <w:p>
             <w:pPr>
               <w:spacing w:after="0" w:line="312" w:lineRule="auto"/>
-              <w:jc w:val="left"/>
+              <w:jc w:val="center"/>
             </w:pPr>
             <w:r/>
             <w:r>
@@ -1393,7 +1393,7 @@
           <w:p>
             <w:pPr>
               <w:spacing w:after="0" w:line="312" w:lineRule="auto"/>
-              <w:jc w:val="left"/>
+              <w:jc w:val="center"/>
             </w:pPr>
             <w:r/>
             <w:r>
@@ -1419,7 +1419,7 @@
           <w:p>
             <w:pPr>
               <w:spacing w:after="0" w:line="312" w:lineRule="auto"/>
-              <w:jc w:val="left"/>
+              <w:jc w:val="center"/>
             </w:pPr>
             <w:r/>
             <w:r>
@@ -1445,7 +1445,7 @@
           <w:p>
             <w:pPr>
               <w:spacing w:after="0" w:line="312" w:lineRule="auto"/>
-              <w:jc w:val="left"/>
+              <w:jc w:val="center"/>
             </w:pPr>
             <w:r/>
             <w:r>
@@ -1471,7 +1471,7 @@
           <w:p>
             <w:pPr>
               <w:spacing w:after="0" w:line="312" w:lineRule="auto"/>
-              <w:jc w:val="left"/>
+              <w:jc w:val="center"/>
             </w:pPr>
             <w:r/>
             <w:r>
@@ -1497,7 +1497,7 @@
           <w:p>
             <w:pPr>
               <w:spacing w:after="0" w:line="312" w:lineRule="auto"/>
-              <w:jc w:val="left"/>
+              <w:jc w:val="center"/>
             </w:pPr>
             <w:r/>
             <w:r>
@@ -1523,7 +1523,7 @@
           <w:p>
             <w:pPr>
               <w:spacing w:after="0" w:line="312" w:lineRule="auto"/>
-              <w:jc w:val="left"/>
+              <w:jc w:val="center"/>
             </w:pPr>
             <w:r/>
             <w:r>
@@ -1538,7 +1538,7 @@
       </w:tr>
       <w:tr>
         <w:trPr>
-          <w:trHeight w:val="690" w:hRule="atLeast"/>
+          <w:trHeight w:val="725" w:hRule="atLeast"/>
         </w:trPr>
         <w:tc>
           <w:tcPr>
@@ -1554,7 +1554,7 @@
           <w:p>
             <w:pPr>
               <w:spacing w:after="0" w:line="312" w:lineRule="auto"/>
-              <w:jc w:val="left"/>
+              <w:jc w:val="center"/>
             </w:pPr>
             <w:r/>
             <w:r>
@@ -1580,7 +1580,7 @@
           <w:p>
             <w:pPr>
               <w:spacing w:after="0" w:line="312" w:lineRule="auto"/>
-              <w:jc w:val="left"/>
+              <w:jc w:val="center"/>
             </w:pPr>
             <w:r/>
             <w:r>
@@ -1606,7 +1606,7 @@
           <w:p>
             <w:pPr>
               <w:spacing w:after="0" w:line="312" w:lineRule="auto"/>
-              <w:jc w:val="left"/>
+              <w:jc w:val="center"/>
             </w:pPr>
             <w:r/>
             <w:r>
@@ -1632,7 +1632,7 @@
           <w:p>
             <w:pPr>
               <w:spacing w:after="0" w:line="312" w:lineRule="auto"/>
-              <w:jc w:val="left"/>
+              <w:jc w:val="center"/>
             </w:pPr>
             <w:r/>
             <w:r>
@@ -1658,7 +1658,7 @@
           <w:p>
             <w:pPr>
               <w:spacing w:after="0" w:line="312" w:lineRule="auto"/>
-              <w:jc w:val="left"/>
+              <w:jc w:val="center"/>
             </w:pPr>
             <w:r/>
             <w:r>
@@ -1684,7 +1684,7 @@
           <w:p>
             <w:pPr>
               <w:spacing w:after="0" w:line="312" w:lineRule="auto"/>
-              <w:jc w:val="left"/>
+              <w:jc w:val="center"/>
             </w:pPr>
             <w:r/>
             <w:r>
@@ -1710,7 +1710,7 @@
           <w:p>
             <w:pPr>
               <w:spacing w:after="0" w:line="312" w:lineRule="auto"/>
-              <w:jc w:val="left"/>
+              <w:jc w:val="center"/>
             </w:pPr>
             <w:r/>
             <w:r>
@@ -1725,7 +1725,7 @@
       </w:tr>
       <w:tr>
         <w:trPr>
-          <w:trHeight w:val="690" w:hRule="atLeast"/>
+          <w:trHeight w:val="725" w:hRule="atLeast"/>
         </w:trPr>
         <w:tc>
           <w:tcPr>
@@ -1741,7 +1741,7 @@
           <w:p>
             <w:pPr>
               <w:spacing w:after="0" w:line="312" w:lineRule="auto"/>
-              <w:jc w:val="left"/>
+              <w:jc w:val="center"/>
             </w:pPr>
             <w:r/>
             <w:r>
@@ -1767,7 +1767,7 @@
           <w:p>
             <w:pPr>
               <w:spacing w:after="0" w:line="312" w:lineRule="auto"/>
-              <w:jc w:val="left"/>
+              <w:jc w:val="center"/>
             </w:pPr>
             <w:r/>
             <w:r>
@@ -1793,7 +1793,7 @@
           <w:p>
             <w:pPr>
               <w:spacing w:after="0" w:line="312" w:lineRule="auto"/>
-              <w:jc w:val="left"/>
+              <w:jc w:val="center"/>
             </w:pPr>
             <w:r/>
             <w:r>
@@ -1819,7 +1819,7 @@
           <w:p>
             <w:pPr>
               <w:spacing w:after="0" w:line="312" w:lineRule="auto"/>
-              <w:jc w:val="left"/>
+              <w:jc w:val="center"/>
             </w:pPr>
             <w:r/>
             <w:r>
@@ -1845,7 +1845,7 @@
           <w:p>
             <w:pPr>
               <w:spacing w:after="0" w:line="312" w:lineRule="auto"/>
-              <w:jc w:val="left"/>
+              <w:jc w:val="center"/>
             </w:pPr>
             <w:r/>
             <w:r>
@@ -1871,7 +1871,7 @@
           <w:p>
             <w:pPr>
               <w:spacing w:after="0" w:line="312" w:lineRule="auto"/>
-              <w:jc w:val="left"/>
+              <w:jc w:val="center"/>
             </w:pPr>
             <w:r/>
             <w:r>
@@ -1897,7 +1897,7 @@
           <w:p>
             <w:pPr>
               <w:spacing w:after="0" w:line="312" w:lineRule="auto"/>
-              <w:jc w:val="left"/>
+              <w:jc w:val="center"/>
             </w:pPr>
             <w:r/>
             <w:r>
@@ -1913,7 +1913,7 @@
     </w:tbl>
     <w:p>
       <w:pPr>
-        <w:spacing w:after="61" w:before="0" w:line="312" w:lineRule="auto"/>
+        <w:spacing w:after="64" w:before="0" w:line="312" w:lineRule="auto"/>
         <w:jc w:val="left"/>
       </w:pPr>
       <w:r>
@@ -1926,7 +1926,7 @@
     </w:p>
     <w:p>
       <w:pPr>
-        <w:spacing w:after="0" w:before="91" w:line="312" w:lineRule="auto"/>
+        <w:spacing w:after="0" w:before="96" w:line="312" w:lineRule="auto"/>
         <w:jc w:val="left"/>
       </w:pPr>
       <w:r>
@@ -1946,7 +1946,7 @@
     </w:p>
     <w:p>
       <w:pPr>
-        <w:spacing w:after="61" w:before="122" w:line="312" w:lineRule="auto"/>
+        <w:spacing w:after="64" w:before="128" w:line="312" w:lineRule="auto"/>
         <w:jc w:val="left"/>
         <w:pBdr>
           <w:bottom w:val="single" w:sz="6" w:space="2" w:color="C9D2DD"/>
@@ -1987,7 +1987,7 @@
       </w:tblGrid>
       <w:tr>
         <w:trPr>
-          <w:trHeight w:val="690" w:hRule="atLeast"/>
+          <w:trHeight w:val="725" w:hRule="atLeast"/>
         </w:trPr>
         <w:tc>
           <w:tcPr>
@@ -2104,7 +2104,7 @@
       </w:tr>
       <w:tr>
         <w:trPr>
-          <w:trHeight w:val="690" w:hRule="atLeast"/>
+          <w:trHeight w:val="725" w:hRule="atLeast"/>
         </w:trPr>
         <w:tc>
           <w:tcPr>
@@ -2165,7 +2165,7 @@
       </w:tr>
       <w:tr>
         <w:trPr>
-          <w:trHeight w:val="690" w:hRule="atLeast"/>
+          <w:trHeight w:val="725" w:hRule="atLeast"/>
         </w:trPr>
         <w:tc>
           <w:tcPr>
@@ -2282,7 +2282,7 @@
       </w:tr>
       <w:tr>
         <w:trPr>
-          <w:trHeight w:val="690" w:hRule="atLeast"/>
+          <w:trHeight w:val="725" w:hRule="atLeast"/>
         </w:trPr>
         <w:tc>
           <w:tcPr>
@@ -2399,7 +2399,7 @@
     </w:tbl>
     <w:p>
       <w:pPr>
-        <w:spacing w:after="61" w:before="0" w:line="312" w:lineRule="auto"/>
+        <w:spacing w:after="64" w:before="0" w:line="312" w:lineRule="auto"/>
         <w:jc w:val="left"/>
       </w:pPr>
       <w:r>
@@ -2412,7 +2412,7 @@
     </w:p>
     <w:p>
       <w:pPr>
-        <w:spacing w:after="61" w:before="122" w:line="312" w:lineRule="auto"/>
+        <w:spacing w:after="64" w:before="128" w:line="312" w:lineRule="auto"/>
         <w:jc w:val="left"/>
         <w:pBdr>
           <w:bottom w:val="single" w:sz="6" w:space="2" w:color="C9D2DD"/>
@@ -2439,7 +2439,7 @@
     </w:p>
     <w:p>
       <w:pPr>
-        <w:spacing w:after="61" w:before="0" w:line="312" w:lineRule="auto"/>
+        <w:spacing w:after="64" w:before="0" w:line="312" w:lineRule="auto"/>
         <w:ind w:left="170"/>
         <w:jc w:val="left"/>
       </w:pPr>
@@ -2454,7 +2454,7 @@
     </w:p>
     <w:p>
       <w:pPr>
-        <w:spacing w:after="61" w:before="0" w:line="312" w:lineRule="auto"/>
+        <w:spacing w:after="64" w:before="0" w:line="312" w:lineRule="auto"/>
         <w:ind w:left="170"/>
         <w:jc w:val="left"/>
       </w:pPr>
@@ -2469,7 +2469,7 @@
     </w:p>
     <w:p>
       <w:pPr>
-        <w:spacing w:after="61" w:before="0" w:line="312" w:lineRule="auto"/>
+        <w:spacing w:after="64" w:before="0" w:line="312" w:lineRule="auto"/>
         <w:ind w:left="170"/>
         <w:jc w:val="left"/>
       </w:pPr>
@@ -2484,7 +2484,7 @@
     </w:p>
     <w:p>
       <w:pPr>
-        <w:spacing w:after="61" w:before="0" w:line="312" w:lineRule="auto"/>
+        <w:spacing w:after="64" w:before="0" w:line="312" w:lineRule="auto"/>
         <w:ind w:left="170"/>
         <w:jc w:val="left"/>
       </w:pPr>
@@ -2499,7 +2499,7 @@
     </w:p>
     <w:p>
       <w:pPr>
-        <w:spacing w:after="61" w:before="152" w:line="312" w:lineRule="auto"/>
+        <w:spacing w:after="64" w:before="160" w:line="312" w:lineRule="auto"/>
         <w:jc w:val="left"/>
       </w:pPr>
       <w:r>
@@ -2513,7 +2513,7 @@
     </w:p>
     <w:p>
       <w:pPr>
-        <w:spacing w:after="61" w:before="0" w:line="312" w:lineRule="auto"/>
+        <w:spacing w:after="64" w:before="0" w:line="312" w:lineRule="auto"/>
         <w:ind w:left="170"/>
         <w:jc w:val="both"/>
       </w:pPr>
@@ -2528,7 +2528,7 @@
     </w:p>
     <w:p>
       <w:pPr>
-        <w:spacing w:after="61" w:before="0" w:line="312" w:lineRule="auto"/>
+        <w:spacing w:after="64" w:before="0" w:line="312" w:lineRule="auto"/>
         <w:ind w:left="170"/>
         <w:jc w:val="both"/>
       </w:pPr>
@@ -2543,7 +2543,7 @@
     </w:p>
     <w:p>
       <w:pPr>
-        <w:spacing w:after="61" w:before="152" w:line="312" w:lineRule="auto"/>
+        <w:spacing w:after="64" w:before="160" w:line="312" w:lineRule="auto"/>
         <w:jc w:val="left"/>
       </w:pPr>
       <w:r>
@@ -2557,7 +2557,7 @@
     </w:p>
     <w:p>
       <w:pPr>
-        <w:spacing w:after="61" w:before="0" w:line="312" w:lineRule="auto"/>
+        <w:spacing w:after="64" w:before="0" w:line="312" w:lineRule="auto"/>
         <w:ind w:left="170"/>
         <w:jc w:val="both"/>
       </w:pPr>
@@ -2572,7 +2572,7 @@
     </w:p>
     <w:p>
       <w:pPr>
-        <w:spacing w:after="61" w:before="0" w:line="312" w:lineRule="auto"/>
+        <w:spacing w:after="64" w:before="0" w:line="312" w:lineRule="auto"/>
         <w:ind w:left="170"/>
         <w:jc w:val="both"/>
       </w:pPr>
@@ -2587,7 +2587,7 @@
     </w:p>
     <w:p>
       <w:pPr>
-        <w:spacing w:after="61" w:before="152" w:line="312" w:lineRule="auto"/>
+        <w:spacing w:after="64" w:before="160" w:line="312" w:lineRule="auto"/>
         <w:jc w:val="left"/>
       </w:pPr>
       <w:r>
@@ -2601,7 +2601,7 @@
     </w:p>
     <w:p>
       <w:pPr>
-        <w:spacing w:after="61" w:before="0" w:line="312" w:lineRule="auto"/>
+        <w:spacing w:after="64" w:before="0" w:line="312" w:lineRule="auto"/>
         <w:ind w:left="170"/>
         <w:jc w:val="both"/>
       </w:pPr>
@@ -2616,7 +2616,7 @@
     </w:p>
     <w:p>
       <w:pPr>
-        <w:spacing w:after="61" w:before="0" w:line="312" w:lineRule="auto"/>
+        <w:spacing w:after="64" w:before="0" w:line="312" w:lineRule="auto"/>
         <w:ind w:left="170"/>
         <w:jc w:val="both"/>
       </w:pPr>
@@ -2631,7 +2631,7 @@
     </w:p>
     <w:p>
       <w:pPr>
-        <w:spacing w:after="122" w:before="0" w:line="312" w:lineRule="auto"/>
+        <w:spacing w:after="128" w:before="0" w:line="312" w:lineRule="auto"/>
         <w:jc w:val="center"/>
       </w:pPr>
       <w:r>
@@ -2645,7 +2645,7 @@
     </w:p>
     <w:p>
       <w:pPr>
-        <w:spacing w:after="122" w:before="122" w:line="312" w:lineRule="auto"/>
+        <w:spacing w:after="128" w:before="128" w:line="312" w:lineRule="auto"/>
         <w:jc w:val="center"/>
       </w:pPr>
       <w:r>
@@ -2659,7 +2659,7 @@
     </w:p>
     <w:p>
       <w:pPr>
-        <w:spacing w:after="122" w:before="0" w:line="312" w:lineRule="auto"/>
+        <w:spacing w:after="128" w:before="0" w:line="312" w:lineRule="auto"/>
         <w:jc w:val="right"/>
       </w:pPr>
       <w:r>
@@ -2673,7 +2673,7 @@
     </w:p>
     <w:p>
       <w:pPr>
-        <w:spacing w:after="122" w:before="0" w:line="312" w:lineRule="auto"/>
+        <w:spacing w:after="128" w:before="0" w:line="312" w:lineRule="auto"/>
         <w:jc w:val="right"/>
       </w:pPr>
       <w:r>
@@ -2687,7 +2687,7 @@
     </w:p>
     <w:p>
       <w:pPr>
-        <w:spacing w:after="0" w:before="91" w:line="312" w:lineRule="auto"/>
+        <w:spacing w:after="0" w:before="96" w:line="312" w:lineRule="auto"/>
         <w:jc w:val="left"/>
       </w:pPr>
       <w:r>
